--- a/ausgabe/U2_Datenschutz_Absatz.docx
+++ b/ausgabe/U2_Datenschutz_Absatz.docx
@@ -59,7 +59,7 @@
           <w:color w:val="6B7280"/>
           <w:sz w:val="22"/>
         </w:rPr>
-        <w:t>Zum Einfügen in die Datenschutzerklärung von www.schlabberschnuten.com</w:t>
+        <w:t>Zum Einfügen in die Datenschutzerklärung von www.kikripp.de</w:t>
       </w:r>
     </w:p>
     <w:p>
@@ -104,7 +104,7 @@
           <w:color w:val="1A1A1A"/>
           <w:sz w:val="21"/>
         </w:rPr>
-        <w:t>Auf dieser Website wird vorübergehend ein passwortgeschützter Artikelkatalog der Kikripp GmbH, Hermann-Schwer-Str. 1, 78048 Villingen-Schwenningen bereitgestellt. Anbieterin des dort dargestellten Angebots und für die Verarbeitung der dabei anfallenden Daten verantwortlich ist ausschließlich die Kikripp GmbH (Telefon 07725 5179702, E-Mail jennyp@kikripp.de). Wir stellen für diesen Katalog lediglich Speicherplatz bereit.</w:t>
+        <w:t>Im Zuge der Betriebsauflösung stellen wir auf dieser Website vorübergehend einen passwortgeschützten Artikelkatalog bereit, über den vorhandenes Inventar verkauft wird. Verantwortlich für das Angebot und für die Verarbeitung der dabei anfallenden Daten ist die Kikripp GmbH, Hermann-Schwer-Str. 1, 78048 Villingen-Schwenningen (Telefon 07725 5179702, E-Mail jennyp@kikripp.de).</w:t>
       </w:r>
     </w:p>
     <w:p>
@@ -119,7 +119,7 @@
           <w:color w:val="1A1A1A"/>
           <w:sz w:val="21"/>
         </w:rPr>
-        <w:t>Wenn Sie über den Katalog eine Reservierung abschicken, übermitteln Sie Ihren Namen bzw. Ihre Firma, Ihre E-Mail-Adresse, Ihre Telefonnummer und, sofern angegeben, eine Nachricht. Diese Angaben werden ausschließlich per E-Mail an die Kikripp GmbH weitergeleitet und nicht auf dieser Website gespeichert. Sie erhalten keine automatische Bestätigungsmail; die Kikripp GmbH nimmt persönlich Kontakt mit Ihnen auf.</w:t>
+        <w:t>Wenn Sie über den Katalog eine Reservierung abschicken, übermitteln Sie Ihren Namen bzw. Ihre Firma, Ihre E-Mail-Adresse, Ihre Telefonnummer und, sofern angegeben, eine Nachricht. Diese Angaben werden ausschließlich per E-Mail an die für den Verkauf zuständige Stelle der Kikripp GmbH weitergeleitet und nicht auf dieser Website gespeichert. Sie erhalten keine automatische Bestätigungsmail; die Kikripp GmbH nimmt persönlich Kontakt mit Ihnen auf.</w:t>
       </w:r>
     </w:p>
     <w:p>

--- a/ausgabe/U2_Datenschutz_Absatz.docx
+++ b/ausgabe/U2_Datenschutz_Absatz.docx
@@ -104,7 +104,7 @@
           <w:color w:val="1A1A1A"/>
           <w:sz w:val="21"/>
         </w:rPr>
-        <w:t>Im Zuge der Betriebsauflösung stellen wir auf dieser Website vorübergehend einen passwortgeschützten Artikelkatalog bereit, über den vorhandenes Inventar verkauft wird. Verantwortlich für das Angebot und für die Verarbeitung der dabei anfallenden Daten ist die Kikripp GmbH, Hermann-Schwer-Str. 1, 78048 Villingen-Schwenningen (Telefon 07725 5179702, E-Mail jennyp@kikripp.de).</w:t>
+        <w:t>Im Zuge der Betriebsauflösung stellen wir auf dieser Website vorübergehend einen passwortgeschützten Artikelkatalog bereit, über den vorhandenes Inventar verkauft wird. Verantwortlich für das Angebot und für die Verarbeitung der dabei anfallenden Daten ist die Kikripp GmbH, Hermann-Schwer-Str. 1, 78048 Villingen-Schwenningen (Telefon 07725 5179702, E-Mail saldi4kids@outlook.com).</w:t>
       </w:r>
     </w:p>
     <w:p>
@@ -149,7 +149,7 @@
           <w:color w:val="1A1A1A"/>
           <w:sz w:val="21"/>
         </w:rPr>
-        <w:t>Rechtsgrundlage der Verarbeitung ist Art. 6 Abs. 1 lit. b DSGVO (Durchführung vorvertraglicher Maßnahmen und Abwicklung des Kaufvertrags). Ansprechpartnerin für Auskunft, Berichtigung und Löschung ist die Kikripp GmbH unter jennyp@kikripp.de.</w:t>
+        <w:t>Rechtsgrundlage der Verarbeitung ist Art. 6 Abs. 1 lit. b DSGVO (Durchführung vorvertraglicher Maßnahmen und Abwicklung des Kaufvertrags). Ansprechpartnerin für Auskunft, Berichtigung und Löschung ist die Kikripp GmbH unter saldi4kids@outlook.com.</w:t>
       </w:r>
     </w:p>
     <w:p>

--- a/ausgabe/U2_Datenschutz_Absatz.docx
+++ b/ausgabe/U2_Datenschutz_Absatz.docx
@@ -119,7 +119,7 @@
           <w:color w:val="1A1A1A"/>
           <w:sz w:val="21"/>
         </w:rPr>
-        <w:t>Wenn Sie über den Katalog eine Reservierung abschicken, übermitteln Sie Ihren Namen bzw. Ihre Firma, Ihre E-Mail-Adresse, Ihre Telefonnummer und, sofern angegeben, eine Nachricht. Diese Angaben werden ausschließlich per E-Mail an die für den Verkauf zuständige Stelle der Kikripp GmbH weitergeleitet und nicht auf dieser Website gespeichert. Sie erhalten keine automatische Bestätigungsmail; die Kikripp GmbH nimmt persönlich Kontakt mit Ihnen auf.</w:t>
+        <w:t>Wenn Sie über den Katalog eine Reservierung abschicken, übermitteln Sie Ihren Namen bzw. Ihre Firma, Ihre E-Mail-Adresse, Ihre Telefonnummer und, sofern angegeben, eine Nachricht. Diese Angaben werden zusammen mit den von Ihnen vorgemerkten Artikeln in der Datenbank dieser Website gespeichert, damit wir Ihre Reservierung bearbeiten und Kontakt mit Ihnen aufnehmen können. Sie erhalten keine automatische Bestätigungsmail; die Kikripp GmbH nimmt persönlich Kontakt mit Ihnen auf.</w:t>
       </w:r>
     </w:p>
     <w:p>
@@ -134,7 +134,22 @@
           <w:color w:val="1A1A1A"/>
           <w:sz w:val="21"/>
         </w:rPr>
-        <w:t>In der Datenbank dieser Website verbleiben ausschließlich Angaben ohne Personenbezug: Artikelnummer, Menge, Preis, Vorgangsnummer und die Frist, bis zu der ein Artikel vorgemerkt ist. Ihre IP-Adresse wird im Zusammenhang mit der Reservierung nicht gespeichert.</w:t>
+        <w:t>Ihre Kontaktdaten werden gelöscht, sobald der Vorgang abgewickelt ist – spätestens, wenn der Artikelkatalog nach Abschluss der Betriebsauflösung abgeschaltet wird. Danach verbleiben nur noch Angaben ohne Personenbezug: Artikelnummer, Menge, Preis, Vorgangsnummer und die Frist, bis zu der ein Artikel vorgemerkt war. Handelt es sich um einen Kaufvorgang, gelten die steuerlichen Aufbewahrungsfristen. Ihre IP-Adresse wird im Zusammenhang mit der Reservierung nicht gespeichert.</w:t>
+      </w:r>
+    </w:p>
+    <w:p>
+      <w:pPr>
+        <w:spacing w:before="0" w:after="140"/>
+      </w:pPr>
+      <w:r>
+        <w:rPr>
+          <w:rFonts w:ascii="Arial" w:hAnsi="Arial"/>
+          <w:b w:val="0"/>
+          <w:i w:val="0"/>
+          <w:color w:val="1A1A1A"/>
+          <w:sz w:val="21"/>
+        </w:rPr>
+        <w:t>Eine Weitergabe an Dritte findet nicht statt. Der Katalog liegt auf der Website der Kikripp GmbH; es werden keine Daten an fremde Dienste übermittelt.</w:t>
       </w:r>
     </w:p>
     <w:p>

--- a/ausgabe/U2_Datenschutz_Absatz.docx
+++ b/ausgabe/U2_Datenschutz_Absatz.docx
@@ -104,7 +104,7 @@
           <w:color w:val="1A1A1A"/>
           <w:sz w:val="21"/>
         </w:rPr>
-        <w:t>Im Zuge der Betriebsauflösung stellen wir auf dieser Website vorübergehend einen passwortgeschützten Artikelkatalog bereit, über den vorhandenes Inventar verkauft wird. Verantwortlich für das Angebot und für die Verarbeitung der dabei anfallenden Daten ist die Kikripp GmbH, Hermann-Schwer-Str. 1, 78048 Villingen-Schwenningen (Telefon 07725 5179702, E-Mail saldi4kids@outlook.com).</w:t>
+        <w:t>Im Zuge der Betriebsauflösung stellen wir auf dieser Website vorübergehend einen Artikelkatalog bereit, über den vorhandenes Inventar verkauft wird. Verantwortlich für das Angebot und für die Verarbeitung der dabei anfallenden Daten ist die Kikripp GmbH, Hermann-Schwer-Str. 1, 78048 Villingen-Schwenningen (Telefon 07725 5179702, E-Mail saldi4kids@outlook.com).</w:t>
       </w:r>
     </w:p>
     <w:p>
@@ -119,7 +119,7 @@
           <w:color w:val="1A1A1A"/>
           <w:sz w:val="21"/>
         </w:rPr>
-        <w:t>Wenn Sie über den Katalog eine Reservierung abschicken, übermitteln Sie Ihren Namen bzw. Ihre Firma, Ihre E-Mail-Adresse, Ihre Telefonnummer und, sofern angegeben, eine Nachricht. Diese Angaben werden zusammen mit den von Ihnen vorgemerkten Artikeln in der Datenbank dieser Website gespeichert, damit wir Ihre Reservierung bearbeiten und Kontakt mit Ihnen aufnehmen können. Sie erhalten keine automatische Bestätigungsmail; die Kikripp GmbH nimmt persönlich Kontakt mit Ihnen auf.</w:t>
+        <w:t>Wenn Sie über den Katalog eine Reservierung abschicken, übermitteln Sie Ihren Namen, gegebenenfalls Ihre Firma, Ihre Rechnungsanschrift (Straße, Postleitzahl, Ort), Ihre E-Mail-Adresse, Ihre Telefonnummer, Ihren Wunschtermin für Abholung und gegebenenfalls Besichtigung sowie, sofern angegeben, eine Nachricht. Diese Angaben werden zusammen mit den von Ihnen vorgemerkten Artikeln in der Datenbank dieser Website gespeichert, damit wir Ihre Reservierung bearbeiten, Sie anrufen und Bestellung und Rechnung erstellen können. Sie erhalten keine automatische Bestätigungsmail; die Kikripp GmbH nimmt persönlich Kontakt mit Ihnen auf.</w:t>
       </w:r>
     </w:p>
     <w:p>
@@ -134,7 +134,22 @@
           <w:color w:val="1A1A1A"/>
           <w:sz w:val="21"/>
         </w:rPr>
-        <w:t>Ihre Kontaktdaten werden gelöscht, sobald der Vorgang abgewickelt ist – spätestens, wenn der Artikelkatalog nach Abschluss der Betriebsauflösung abgeschaltet wird. Danach verbleiben nur noch Angaben ohne Personenbezug: Artikelnummer, Menge, Preis, Vorgangsnummer und die Frist, bis zu der ein Artikel vorgemerkt war. Handelt es sich um einen Kaufvorgang, gelten die steuerlichen Aufbewahrungsfristen. Ihre IP-Adresse wird im Zusammenhang mit der Reservierung nicht gespeichert.</w:t>
+        <w:t>Ihre Kontaktdaten werden in der Datenbank gelöscht, sobald der Vorgang abgewickelt ist – spätestens, wenn der Artikelkatalog nach Abschluss der Betriebsauflösung abgeschaltet wird. Danach verbleiben dort nur noch Angaben ohne Personenbezug: Artikelnummer, Menge, Preis und Vorgangsnummer. Kommt ein Kauf zustande, bewahren wir Bestellung und Rechnung im Rahmen der gesetzlichen Aufbewahrungsfristen auf.</w:t>
+      </w:r>
+    </w:p>
+    <w:p>
+      <w:pPr>
+        <w:spacing w:before="0" w:after="140"/>
+      </w:pPr>
+      <w:r>
+        <w:rPr>
+          <w:rFonts w:ascii="Arial" w:hAnsi="Arial"/>
+          <w:b w:val="0"/>
+          <w:i w:val="0"/>
+          <w:color w:val="1A1A1A"/>
+          <w:sz w:val="21"/>
+        </w:rPr>
+        <w:t>Zum Schutz vor automatisierten Einträgen wird eine Prüfsumme Ihrer IP-Adresse für höchstens eine Stunde vorübergehend gespeichert, um die Zahl der Reservierungen je Anschluss zu begrenzen. Am Vorgang selbst wird Ihre IP-Adresse nicht gespeichert.</w:t>
       </w:r>
     </w:p>
     <w:p>
@@ -164,7 +179,7 @@
           <w:color w:val="1A1A1A"/>
           <w:sz w:val="21"/>
         </w:rPr>
-        <w:t>Rechtsgrundlage der Verarbeitung ist Art. 6 Abs. 1 lit. b DSGVO (Durchführung vorvertraglicher Maßnahmen und Abwicklung des Kaufvertrags). Ansprechpartnerin für Auskunft, Berichtigung und Löschung ist die Kikripp GmbH unter saldi4kids@outlook.com.</w:t>
+        <w:t>Rechtsgrundlage der Verarbeitung ist Art. 6 Abs. 1 lit. b DSGVO (Durchführung vorvertraglicher Maßnahmen und Abwicklung des Kaufvertrags), für die Aufbewahrung von Rechnungen Art. 6 Abs. 1 lit. c DSGVO und für den Schutz vor automatisierten Einträgen Art. 6 Abs. 1 lit. f DSGVO. Ansprechpartnerin für Auskunft, Berichtigung und Löschung ist die Kikripp GmbH unter saldi4kids@outlook.com.</w:t>
       </w:r>
     </w:p>
     <w:p>
